--- a/public/templates/command-center/Aurixa_Suburb_Analysis_Report.docx
+++ b/public/templates/command-center/Aurixa_Suburb_Analysis_Report.docx
@@ -442,7 +442,7 @@
         <w:keepLines/>
         <w:pageBreakBefore w:val="0"/>
         <w:widowControl w:val="1"/>
-        <w:spacing w:before="0" w:after="0" w:line="160" w:lineRule="exact"/>
+        <w:spacing w:before="0" w:after="0" w:line="2494" w:lineRule="exact"/>
       </w:pPr>
       <w:r>
         <w:rPr>
@@ -497,7 +497,7 @@
           </w:tcPr>
           <w:p>
             <w:pPr>
-              <w:keepNext w:val="0"/>
+              <w:keepNext/>
               <w:keepLines/>
               <w:pageBreakBefore w:val="0"/>
               <w:widowControl w:val="1"/>
@@ -538,7 +538,7 @@
           </w:tcPr>
           <w:p>
             <w:pPr>
-              <w:keepNext w:val="0"/>
+              <w:keepNext/>
               <w:keepLines/>
               <w:pageBreakBefore w:val="0"/>
               <w:widowControl w:val="1"/>
@@ -577,7 +577,7 @@
           </w:tcPr>
           <w:p>
             <w:pPr>
-              <w:keepNext w:val="0"/>
+              <w:keepNext/>
               <w:keepLines/>
               <w:pageBreakBefore w:val="0"/>
               <w:widowControl w:val="1"/>
@@ -618,7 +618,7 @@
           </w:tcPr>
           <w:p>
             <w:pPr>
-              <w:keepNext w:val="0"/>
+              <w:keepNext/>
               <w:keepLines/>
               <w:pageBreakBefore w:val="0"/>
               <w:widowControl w:val="1"/>
@@ -663,7 +663,7 @@
           </w:tcPr>
           <w:p>
             <w:pPr>
-              <w:keepNext w:val="0"/>
+              <w:keepNext/>
               <w:keepLines/>
               <w:pageBreakBefore w:val="0"/>
               <w:widowControl w:val="1"/>
@@ -704,7 +704,7 @@
           </w:tcPr>
           <w:p>
             <w:pPr>
-              <w:keepNext w:val="0"/>
+              <w:keepNext/>
               <w:keepLines/>
               <w:pageBreakBefore w:val="0"/>
               <w:widowControl w:val="1"/>
@@ -743,7 +743,7 @@
           </w:tcPr>
           <w:p>
             <w:pPr>
-              <w:keepNext w:val="0"/>
+              <w:keepNext/>
               <w:keepLines/>
               <w:pageBreakBefore w:val="0"/>
               <w:widowControl w:val="1"/>
@@ -784,7 +784,7 @@
           </w:tcPr>
           <w:p>
             <w:pPr>
-              <w:keepNext w:val="0"/>
+              <w:keepNext/>
               <w:keepLines/>
               <w:pageBreakBefore w:val="0"/>
               <w:widowControl w:val="1"/>
@@ -975,13 +975,13 @@
       <w:pPr>
         <w:keepNext w:val="0"/>
         <w:keepLines/>
-        <w:pageBreakBefore w:val="0"/>
+        <w:pageBreakBefore w:val="1"/>
         <w:widowControl w:val="1"/>
-        <w:spacing w:before="0" w:after="0"/>
+        <w:spacing w:before="0" w:after="0" w:line="20" w:lineRule="exact"/>
+        <w:rPr>
+          <w:sz w:val="2"/>
+        </w:rPr>
       </w:pPr>
-      <w:r>
-        <w:br w:type="page"/>
-      </w:r>
     </w:p>
     <w:tbl>
       <w:tblPr>
@@ -1103,7 +1103,7 @@
     </w:tbl>
     <w:p>
       <w:pPr>
-        <w:keepNext w:val="0"/>
+        <w:keepNext w:val="1"/>
         <w:keepLines/>
         <w:pageBreakBefore w:val="0"/>
         <w:widowControl w:val="1"/>
@@ -1654,7 +1654,7 @@
     </w:tbl>
     <w:p>
       <w:pPr>
-        <w:keepNext w:val="0"/>
+        <w:keepNext w:val="1"/>
         <w:keepLines/>
         <w:pageBreakBefore w:val="0"/>
         <w:widowControl w:val="1"/>
@@ -1903,18 +1903,6 @@
         </w:tc>
       </w:tr>
     </w:tbl>
-    <w:p>
-      <w:pPr>
-        <w:keepNext w:val="0"/>
-        <w:keepLines/>
-        <w:pageBreakBefore w:val="0"/>
-        <w:widowControl w:val="1"/>
-        <w:spacing w:before="0" w:after="0"/>
-      </w:pPr>
-      <w:r>
-        <w:br w:type="page"/>
-      </w:r>
-    </w:p>
     <w:tbl>
       <w:tblPr>
         <w:tblW w:type="auto" w:w="0"/>
@@ -2035,7 +2023,7 @@
     </w:tbl>
     <w:p>
       <w:pPr>
-        <w:keepNext w:val="0"/>
+        <w:keepNext w:val="1"/>
         <w:keepLines/>
         <w:pageBreakBefore w:val="0"/>
         <w:widowControl w:val="1"/>
@@ -3502,7 +3490,7 @@
           </w:tcPr>
           <w:p>
             <w:pPr>
-              <w:keepNext w:val="0"/>
+              <w:keepNext/>
               <w:keepLines/>
               <w:pageBreakBefore w:val="0"/>
               <w:widowControl w:val="1"/>
@@ -3541,7 +3529,7 @@
           </w:tcPr>
           <w:p>
             <w:pPr>
-              <w:keepNext w:val="0"/>
+              <w:keepNext/>
               <w:keepLines/>
               <w:pageBreakBefore w:val="0"/>
               <w:widowControl w:val="1"/>
@@ -3581,7 +3569,7 @@
           </w:tcPr>
           <w:p>
             <w:pPr>
-              <w:keepNext w:val="0"/>
+              <w:keepNext/>
               <w:keepLines/>
               <w:pageBreakBefore w:val="0"/>
               <w:widowControl w:val="1"/>
@@ -3621,7 +3609,7 @@
           </w:tcPr>
           <w:p>
             <w:pPr>
-              <w:keepNext w:val="0"/>
+              <w:keepNext/>
               <w:keepLines/>
               <w:pageBreakBefore w:val="0"/>
               <w:widowControl w:val="1"/>
@@ -3661,7 +3649,7 @@
           </w:tcPr>
           <w:p>
             <w:pPr>
-              <w:keepNext w:val="0"/>
+              <w:keepNext/>
               <w:keepLines/>
               <w:pageBreakBefore w:val="0"/>
               <w:widowControl w:val="1"/>
@@ -3701,7 +3689,7 @@
           </w:tcPr>
           <w:p>
             <w:pPr>
-              <w:keepNext w:val="0"/>
+              <w:keepNext/>
               <w:keepLines/>
               <w:pageBreakBefore w:val="0"/>
               <w:widowControl w:val="1"/>
@@ -3877,7 +3865,7 @@
     </w:tbl>
     <w:p>
       <w:pPr>
-        <w:keepNext w:val="0"/>
+        <w:keepNext w:val="1"/>
         <w:keepLines/>
         <w:pageBreakBefore w:val="0"/>
         <w:widowControl w:val="1"/>
@@ -4100,7 +4088,7 @@
           </w:tcPr>
           <w:p>
             <w:pPr>
-              <w:keepNext w:val="0"/>
+              <w:keepNext/>
               <w:keepLines/>
               <w:pageBreakBefore w:val="0"/>
               <w:widowControl w:val="1"/>
@@ -4214,7 +4202,11 @@
               </w:tc>
             </w:tr>
           </w:tbl>
-          <w:p/>
+          <w:p>
+            <w:pPr>
+              <w:keepNext/>
+            </w:pPr>
+          </w:p>
         </w:tc>
         <w:tc>
           <w:tcPr>
@@ -4235,7 +4227,7 @@
           </w:tcPr>
           <w:p>
             <w:pPr>
-              <w:keepNext w:val="0"/>
+              <w:keepNext/>
               <w:keepLines/>
               <w:pageBreakBefore w:val="0"/>
               <w:widowControl w:val="1"/>
@@ -4280,7 +4272,7 @@
           </w:tcPr>
           <w:p>
             <w:pPr>
-              <w:keepNext w:val="0"/>
+              <w:keepNext/>
               <w:keepLines/>
               <w:pageBreakBefore w:val="0"/>
               <w:widowControl w:val="1"/>
@@ -4394,7 +4386,11 @@
               </w:tc>
             </w:tr>
           </w:tbl>
-          <w:p/>
+          <w:p>
+            <w:pPr>
+              <w:keepNext/>
+            </w:pPr>
+          </w:p>
         </w:tc>
         <w:tc>
           <w:tcPr>
@@ -4415,7 +4411,7 @@
           </w:tcPr>
           <w:p>
             <w:pPr>
-              <w:keepNext w:val="0"/>
+              <w:keepNext/>
               <w:keepLines/>
               <w:pageBreakBefore w:val="0"/>
               <w:widowControl w:val="1"/>
@@ -4460,7 +4456,7 @@
           </w:tcPr>
           <w:p>
             <w:pPr>
-              <w:keepNext w:val="0"/>
+              <w:keepNext/>
               <w:keepLines/>
               <w:pageBreakBefore w:val="0"/>
               <w:widowControl w:val="1"/>
@@ -4574,7 +4570,11 @@
               </w:tc>
             </w:tr>
           </w:tbl>
-          <w:p/>
+          <w:p>
+            <w:pPr>
+              <w:keepNext/>
+            </w:pPr>
+          </w:p>
         </w:tc>
         <w:tc>
           <w:tcPr>
@@ -4595,7 +4595,7 @@
           </w:tcPr>
           <w:p>
             <w:pPr>
-              <w:keepNext w:val="0"/>
+              <w:keepNext/>
               <w:keepLines/>
               <w:pageBreakBefore w:val="0"/>
               <w:widowControl w:val="1"/>
@@ -4640,7 +4640,7 @@
           </w:tcPr>
           <w:p>
             <w:pPr>
-              <w:keepNext w:val="0"/>
+              <w:keepNext/>
               <w:keepLines/>
               <w:pageBreakBefore w:val="0"/>
               <w:widowControl w:val="1"/>
@@ -4754,7 +4754,11 @@
               </w:tc>
             </w:tr>
           </w:tbl>
-          <w:p/>
+          <w:p>
+            <w:pPr>
+              <w:keepNext/>
+            </w:pPr>
+          </w:p>
         </w:tc>
         <w:tc>
           <w:tcPr>
@@ -4775,7 +4779,7 @@
           </w:tcPr>
           <w:p>
             <w:pPr>
-              <w:keepNext w:val="0"/>
+              <w:keepNext/>
               <w:keepLines/>
               <w:pageBreakBefore w:val="0"/>
               <w:widowControl w:val="1"/>
@@ -4820,7 +4824,7 @@
           </w:tcPr>
           <w:p>
             <w:pPr>
-              <w:keepNext w:val="0"/>
+              <w:keepNext/>
               <w:keepLines/>
               <w:pageBreakBefore w:val="0"/>
               <w:widowControl w:val="1"/>
@@ -4934,7 +4938,11 @@
               </w:tc>
             </w:tr>
           </w:tbl>
-          <w:p/>
+          <w:p>
+            <w:pPr>
+              <w:keepNext/>
+            </w:pPr>
+          </w:p>
         </w:tc>
         <w:tc>
           <w:tcPr>
@@ -4955,7 +4963,7 @@
           </w:tcPr>
           <w:p>
             <w:pPr>
-              <w:keepNext w:val="0"/>
+              <w:keepNext/>
               <w:keepLines/>
               <w:pageBreakBefore w:val="0"/>
               <w:widowControl w:val="1"/>
@@ -4995,18 +5003,6 @@
           <w:u w:val="none"/>
         </w:rPr>
         <w:t>Shorter days on market with falling listing volume indicates demand outstripping supply rather than improving marketing.</w:t>
-      </w:r>
-    </w:p>
-    <w:p>
-      <w:pPr>
-        <w:keepNext w:val="0"/>
-        <w:keepLines/>
-        <w:pageBreakBefore w:val="0"/>
-        <w:widowControl w:val="1"/>
-        <w:spacing w:before="0" w:after="0"/>
-      </w:pPr>
-      <w:r>
-        <w:br w:type="page"/>
       </w:r>
     </w:p>
     <w:tbl>
@@ -5129,7 +5125,7 @@
     </w:tbl>
     <w:p>
       <w:pPr>
-        <w:keepNext w:val="0"/>
+        <w:keepNext w:val="1"/>
         <w:keepLines/>
         <w:pageBreakBefore w:val="0"/>
         <w:widowControl w:val="1"/>
@@ -6915,7 +6911,7 @@
     </w:tbl>
     <w:p>
       <w:pPr>
-        <w:keepNext w:val="0"/>
+        <w:keepNext w:val="1"/>
         <w:keepLines/>
         <w:pageBreakBefore w:val="0"/>
         <w:widowControl w:val="1"/>
@@ -8480,18 +8476,6 @@
         </w:tc>
       </w:tr>
     </w:tbl>
-    <w:p>
-      <w:pPr>
-        <w:keepNext w:val="0"/>
-        <w:keepLines/>
-        <w:pageBreakBefore w:val="0"/>
-        <w:widowControl w:val="1"/>
-        <w:spacing w:before="0" w:after="0"/>
-      </w:pPr>
-      <w:r>
-        <w:br w:type="page"/>
-      </w:r>
-    </w:p>
     <w:tbl>
       <w:tblPr>
         <w:tblW w:type="auto" w:w="0"/>
@@ -8612,7 +8596,7 @@
     </w:tbl>
     <w:p>
       <w:pPr>
-        <w:keepNext w:val="0"/>
+        <w:keepNext w:val="1"/>
         <w:keepLines/>
         <w:pageBreakBefore w:val="0"/>
         <w:widowControl w:val="1"/>
@@ -9418,7 +9402,7 @@
     </w:tbl>
     <w:p>
       <w:pPr>
-        <w:keepNext w:val="0"/>
+        <w:keepNext w:val="1"/>
         <w:keepLines/>
         <w:pageBreakBefore w:val="0"/>
         <w:widowControl w:val="1"/>
@@ -9694,21 +9678,9 @@
     </w:tbl>
     <w:p>
       <w:pPr>
-        <w:keepNext w:val="0"/>
-        <w:keepLines/>
-        <w:pageBreakBefore w:val="0"/>
-        <w:widowControl w:val="1"/>
-        <w:spacing w:before="0" w:after="0"/>
-      </w:pPr>
-      <w:r>
-        <w:br w:type="page"/>
-      </w:r>
-    </w:p>
-    <w:p>
-      <w:pPr>
         <w:keepNext/>
         <w:keepLines/>
-        <w:pageBreakBefore w:val="0"/>
+        <w:pageBreakBefore w:val="1"/>
         <w:widowControl w:val="1"/>
         <w:spacing w:before="0" w:after="80"/>
       </w:pPr>
@@ -10570,13 +10542,13 @@
       <w:pPr>
         <w:keepNext w:val="0"/>
         <w:keepLines/>
-        <w:pageBreakBefore w:val="0"/>
+        <w:pageBreakBefore w:val="1"/>
         <w:widowControl w:val="1"/>
-        <w:spacing w:before="0" w:after="0"/>
+        <w:spacing w:before="0" w:after="0" w:line="20" w:lineRule="exact"/>
+        <w:rPr>
+          <w:sz w:val="2"/>
+        </w:rPr>
       </w:pPr>
-      <w:r>
-        <w:br w:type="page"/>
-      </w:r>
     </w:p>
     <w:tbl>
       <w:tblPr>
@@ -10687,7 +10659,7 @@
     </w:tbl>
     <w:p>
       <w:pPr>
-        <w:keepNext w:val="0"/>
+        <w:keepNext w:val="1"/>
         <w:keepLines/>
         <w:pageBreakBefore w:val="0"/>
         <w:widowControl w:val="1"/>
